--- a/BRISAS/EXPENSAS/2026/ABRIL/INFORME DE ABRIL.docx
+++ b/BRISAS/EXPENSAS/2026/ABRIL/INFORME DE ABRIL.docx
@@ -1,6 +1,6 @@
 
 <file path=word/document.xml><?xml version="1.0" encoding="utf-8"?>
-<w:document xmlns:wpc="http://schemas.microsoft.com/office/word/2010/wordprocessingCanvas" xmlns:cx="http://schemas.microsoft.com/office/drawing/2014/chartex" xmlns:cx1="http://schemas.microsoft.com/office/drawing/2015/9/8/chartex" xmlns:cx2="http://schemas.microsoft.com/office/drawing/2015/10/21/chartex" xmlns:cx3="http://schemas.microsoft.com/office/drawing/2016/5/9/chartex" xmlns:cx4="http://schemas.microsoft.com/office/drawing/2016/5/10/chartex" xmlns:cx5="http://schemas.microsoft.com/office/drawing/2016/5/11/chartex" xmlns:cx6="http://schemas.microsoft.com/office/drawing/2016/5/12/chartex" xmlns:cx7="http://schemas.microsoft.com/office/drawing/2016/5/13/chartex" xmlns:cx8="http://schemas.microsoft.com/office/drawing/2016/5/14/chartex" xmlns:mc="http://schemas.openxmlformats.org/markup-compatibility/2006" xmlns:aink="http://schemas.microsoft.com/office/drawing/2016/ink" xmlns:am3d="http://schemas.microsoft.com/office/drawing/2017/model3d" xmlns:o="urn:schemas-microsoft-com:office:office" xmlns:r="http://schemas.openxmlformats.org/officeDocument/2006/relationships" xmlns:m="http://schemas.openxmlformats.org/officeDocument/2006/math" xmlns:v="urn:schemas-microsoft-com:vml" xmlns:wp14="http://schemas.microsoft.com/office/word/2010/wordprocessingDrawing" xmlns:wp="http://schemas.openxmlformats.org/drawingml/2006/wordprocessingDrawing" xmlns:w10="urn:schemas-microsoft-com:office:word" xmlns:w="http://schemas.openxmlformats.org/wordprocessingml/2006/main" xmlns:w14="http://schemas.microsoft.com/office/word/2010/wordml" xmlns:w15="http://schemas.microsoft.com/office/word/2012/wordml" xmlns:w16cex="http://schemas.microsoft.com/office/word/2018/wordml/cex" xmlns:w16cid="http://schemas.microsoft.com/office/word/2016/wordml/cid" xmlns:w16="http://schemas.microsoft.com/office/word/2018/wordml" xmlns:w16sdtdh="http://schemas.microsoft.com/office/word/2020/wordml/sdtdatahash" xmlns:w16se="http://schemas.microsoft.com/office/word/2015/wordml/symex" xmlns:wpg="http://schemas.microsoft.com/office/word/2010/wordprocessingGroup" xmlns:wpi="http://schemas.microsoft.com/office/word/2010/wordprocessingInk" xmlns:wne="http://schemas.microsoft.com/office/word/2006/wordml" xmlns:wps="http://schemas.microsoft.com/office/word/2010/wordprocessingShape" mc:Ignorable="w14 w15 w16se w16cid w16 w16cex w16sdtdh wp14">
+<w:document xmlns:wpc="http://schemas.microsoft.com/office/word/2010/wordprocessingCanvas" xmlns:cx="http://schemas.microsoft.com/office/drawing/2014/chartex" xmlns:cx1="http://schemas.microsoft.com/office/drawing/2015/9/8/chartex" xmlns:cx2="http://schemas.microsoft.com/office/drawing/2015/10/21/chartex" xmlns:cx3="http://schemas.microsoft.com/office/drawing/2016/5/9/chartex" xmlns:cx4="http://schemas.microsoft.com/office/drawing/2016/5/10/chartex" xmlns:cx5="http://schemas.microsoft.com/office/drawing/2016/5/11/chartex" xmlns:cx6="http://schemas.microsoft.com/office/drawing/2016/5/12/chartex" xmlns:cx7="http://schemas.microsoft.com/office/drawing/2016/5/13/chartex" xmlns:cx8="http://schemas.microsoft.com/office/drawing/2016/5/14/chartex" xmlns:mc="http://schemas.openxmlformats.org/markup-compatibility/2006" xmlns:aink="http://schemas.microsoft.com/office/drawing/2016/ink" xmlns:am3d="http://schemas.microsoft.com/office/drawing/2017/model3d" xmlns:o="urn:schemas-microsoft-com:office:office" xmlns:oel="http://schemas.microsoft.com/office/2019/extlst" xmlns:r="http://schemas.openxmlformats.org/officeDocument/2006/relationships" xmlns:m="http://schemas.openxmlformats.org/officeDocument/2006/math" xmlns:v="urn:schemas-microsoft-com:vml" xmlns:wp14="http://schemas.microsoft.com/office/word/2010/wordprocessingDrawing" xmlns:wp="http://schemas.openxmlformats.org/drawingml/2006/wordprocessingDrawing" xmlns:w10="urn:schemas-microsoft-com:office:word" xmlns:w="http://schemas.openxmlformats.org/wordprocessingml/2006/main" xmlns:w14="http://schemas.microsoft.com/office/word/2010/wordml" xmlns:w15="http://schemas.microsoft.com/office/word/2012/wordml" xmlns:w16cex="http://schemas.microsoft.com/office/word/2018/wordml/cex" xmlns:w16cid="http://schemas.microsoft.com/office/word/2016/wordml/cid" xmlns:w16="http://schemas.microsoft.com/office/word/2018/wordml" xmlns:w16du="http://schemas.microsoft.com/office/word/2023/wordml/word16du" xmlns:w16sdtdh="http://schemas.microsoft.com/office/word/2020/wordml/sdtdatahash" xmlns:w16sdtfl="http://schemas.microsoft.com/office/word/2024/wordml/sdtformatlock" xmlns:w16se="http://schemas.microsoft.com/office/word/2015/wordml/symex" xmlns:wpg="http://schemas.microsoft.com/office/word/2010/wordprocessingGroup" xmlns:wpi="http://schemas.microsoft.com/office/word/2010/wordprocessingInk" xmlns:wne="http://schemas.microsoft.com/office/word/2006/wordml" xmlns:wps="http://schemas.microsoft.com/office/word/2010/wordprocessingShape" mc:Ignorable="w14 w15 w16se w16cid w16 w16cex w16sdtdh w16sdtfl w16du wp14">
   <w:body>
     <w:p>
       <w:pPr>
@@ -26,26 +26,19 @@
         <w:rPr>
           <w:rStyle w:val="Textoennegrita"/>
         </w:rPr>
-        <w:t xml:space="preserve">Drive </w:t>
-      </w:r>
-      <w:proofErr w:type="gramStart"/>
-      <w:r>
-        <w:rPr>
-          <w:rStyle w:val="Textoennegrita"/>
-        </w:rPr>
-        <w:t>Abril</w:t>
-      </w:r>
-      <w:proofErr w:type="gramEnd"/>
-      <w:r>
-        <w:rPr>
-          <w:rStyle w:val="Textoennegrita"/>
-        </w:rPr>
-        <w:t xml:space="preserve"> 2026:</w:t>
+        <w:t>Drive Abril 2026:</w:t>
       </w:r>
       <w:r>
         <w:br/>
-        <w:t>[Incorporar enlace]</w:t>
-      </w:r>
+      </w:r>
+      <w:hyperlink r:id="rId5" w:history="1">
+        <w:r>
+          <w:rPr>
+            <w:rStyle w:val="Hipervnculo"/>
+          </w:rPr>
+          <w:t>https://drive.google.com/drive/folders/1I_cvcNv-gZiAZVlJOUt-yOrhqMsWYzP-?usp=sharing</w:t>
+        </w:r>
+      </w:hyperlink>
     </w:p>
     <w:p>
       <w:pPr>
@@ -128,15 +121,7 @@
         </w:numPr>
       </w:pPr>
       <w:r>
-        <w:t xml:space="preserve">Durante la semana se informará la fecha de inicio de los trabajos que requieren aplicación de garantía por parte de la empresa Grey </w:t>
-      </w:r>
-      <w:proofErr w:type="spellStart"/>
-      <w:r>
-        <w:t>Brick</w:t>
-      </w:r>
-      <w:proofErr w:type="spellEnd"/>
-      <w:r>
-        <w:t>.</w:t>
+        <w:t>Durante la semana se informará la fecha de inicio de los trabajos que requieren aplicación de garantía por parte de la empresa Grey Brick.</w:t>
       </w:r>
     </w:p>
     <w:p>
@@ -184,6 +169,18 @@
         <w:pStyle w:val="NormalWeb"/>
       </w:pPr>
       <w:r>
+        <w:t xml:space="preserve">Es importante mencionar que </w:t>
+      </w:r>
+      <w:r>
+        <w:t>gracias al esfuerzo de varios vecinos, el gimnasio se encuentra hoy totalmente renovado. Se adjunta la información preparada por ellos, donde se detalla la inversión realizada por parte de algunos propietarios. Este tema será tratado en asamblea una vez finalizadas las obras en curso. Recordamos que el gimnasio forma parte de los espacios comunes del barrio, y su puesta en valor contribuye a jerarquizar y revalorizar el conjunto.</w:t>
+      </w:r>
+    </w:p>
+    <w:p>
+      <w:pPr>
+        <w:pStyle w:val="NormalWeb"/>
+      </w:pPr>
+      <w:r>
+        <w:lastRenderedPageBreak/>
         <w:t>Finalmente, agradecemos especialmente la iniciativa de los vecinos de la calle Pino, quienes realizaron tareas de forestación, contribuyendo al bienestar general y aportando valor al barrio.</w:t>
       </w:r>
     </w:p>
@@ -214,7 +211,7 @@
 </file>
 
 <file path=word/numbering.xml><?xml version="1.0" encoding="utf-8"?>
-<w:numbering xmlns:wpc="http://schemas.microsoft.com/office/word/2010/wordprocessingCanvas" xmlns:cx="http://schemas.microsoft.com/office/drawing/2014/chartex" xmlns:cx1="http://schemas.microsoft.com/office/drawing/2015/9/8/chartex" xmlns:cx2="http://schemas.microsoft.com/office/drawing/2015/10/21/chartex" xmlns:cx3="http://schemas.microsoft.com/office/drawing/2016/5/9/chartex" xmlns:cx4="http://schemas.microsoft.com/office/drawing/2016/5/10/chartex" xmlns:cx5="http://schemas.microsoft.com/office/drawing/2016/5/11/chartex" xmlns:cx6="http://schemas.microsoft.com/office/drawing/2016/5/12/chartex" xmlns:cx7="http://schemas.microsoft.com/office/drawing/2016/5/13/chartex" xmlns:cx8="http://schemas.microsoft.com/office/drawing/2016/5/14/chartex" xmlns:mc="http://schemas.openxmlformats.org/markup-compatibility/2006" xmlns:aink="http://schemas.microsoft.com/office/drawing/2016/ink" xmlns:am3d="http://schemas.microsoft.com/office/drawing/2017/model3d" xmlns:o="urn:schemas-microsoft-com:office:office" xmlns:r="http://schemas.openxmlformats.org/officeDocument/2006/relationships" xmlns:m="http://schemas.openxmlformats.org/officeDocument/2006/math" xmlns:v="urn:schemas-microsoft-com:vml" xmlns:wp14="http://schemas.microsoft.com/office/word/2010/wordprocessingDrawing" xmlns:wp="http://schemas.openxmlformats.org/drawingml/2006/wordprocessingDrawing" xmlns:w10="urn:schemas-microsoft-com:office:word" xmlns:w="http://schemas.openxmlformats.org/wordprocessingml/2006/main" xmlns:w14="http://schemas.microsoft.com/office/word/2010/wordml" xmlns:w15="http://schemas.microsoft.com/office/word/2012/wordml" xmlns:w16cex="http://schemas.microsoft.com/office/word/2018/wordml/cex" xmlns:w16cid="http://schemas.microsoft.com/office/word/2016/wordml/cid" xmlns:w16="http://schemas.microsoft.com/office/word/2018/wordml" xmlns:w16sdtdh="http://schemas.microsoft.com/office/word/2020/wordml/sdtdatahash" xmlns:w16se="http://schemas.microsoft.com/office/word/2015/wordml/symex" xmlns:wpg="http://schemas.microsoft.com/office/word/2010/wordprocessingGroup" xmlns:wpi="http://schemas.microsoft.com/office/word/2010/wordprocessingInk" xmlns:wne="http://schemas.microsoft.com/office/word/2006/wordml" xmlns:wps="http://schemas.microsoft.com/office/word/2010/wordprocessingShape" mc:Ignorable="w14 w15 w16se w16cid w16 w16cex w16sdtdh wp14">
+<w:numbering xmlns:wpc="http://schemas.microsoft.com/office/word/2010/wordprocessingCanvas" xmlns:cx="http://schemas.microsoft.com/office/drawing/2014/chartex" xmlns:cx1="http://schemas.microsoft.com/office/drawing/2015/9/8/chartex" xmlns:cx2="http://schemas.microsoft.com/office/drawing/2015/10/21/chartex" xmlns:cx3="http://schemas.microsoft.com/office/drawing/2016/5/9/chartex" xmlns:cx4="http://schemas.microsoft.com/office/drawing/2016/5/10/chartex" xmlns:cx5="http://schemas.microsoft.com/office/drawing/2016/5/11/chartex" xmlns:cx6="http://schemas.microsoft.com/office/drawing/2016/5/12/chartex" xmlns:cx7="http://schemas.microsoft.com/office/drawing/2016/5/13/chartex" xmlns:cx8="http://schemas.microsoft.com/office/drawing/2016/5/14/chartex" xmlns:mc="http://schemas.openxmlformats.org/markup-compatibility/2006" xmlns:aink="http://schemas.microsoft.com/office/drawing/2016/ink" xmlns:am3d="http://schemas.microsoft.com/office/drawing/2017/model3d" xmlns:o="urn:schemas-microsoft-com:office:office" xmlns:oel="http://schemas.microsoft.com/office/2019/extlst" xmlns:r="http://schemas.openxmlformats.org/officeDocument/2006/relationships" xmlns:m="http://schemas.openxmlformats.org/officeDocument/2006/math" xmlns:v="urn:schemas-microsoft-com:vml" xmlns:wp14="http://schemas.microsoft.com/office/word/2010/wordprocessingDrawing" xmlns:wp="http://schemas.openxmlformats.org/drawingml/2006/wordprocessingDrawing" xmlns:w10="urn:schemas-microsoft-com:office:word" xmlns:w="http://schemas.openxmlformats.org/wordprocessingml/2006/main" xmlns:w14="http://schemas.microsoft.com/office/word/2010/wordml" xmlns:w15="http://schemas.microsoft.com/office/word/2012/wordml" xmlns:w16cex="http://schemas.microsoft.com/office/word/2018/wordml/cex" xmlns:w16cid="http://schemas.microsoft.com/office/word/2016/wordml/cid" xmlns:w16="http://schemas.microsoft.com/office/word/2018/wordml" xmlns:w16du="http://schemas.microsoft.com/office/word/2023/wordml/word16du" xmlns:w16sdtdh="http://schemas.microsoft.com/office/word/2020/wordml/sdtdatahash" xmlns:w16sdtfl="http://schemas.microsoft.com/office/word/2024/wordml/sdtformatlock" xmlns:w16se="http://schemas.microsoft.com/office/word/2015/wordml/symex" xmlns:wpg="http://schemas.microsoft.com/office/word/2010/wordprocessingGroup" xmlns:wpi="http://schemas.microsoft.com/office/word/2010/wordprocessingInk" xmlns:wne="http://schemas.microsoft.com/office/word/2006/wordml" xmlns:wps="http://schemas.microsoft.com/office/word/2010/wordprocessingShape" mc:Ignorable="w14 w15 w16se w16cid w16 w16cex w16sdtdh w16sdtfl w16du wp14">
   <w:abstractNum w:abstractNumId="0" w15:restartNumberingAfterBreak="0">
     <w:nsid w:val="4985400F"/>
     <w:multiLevelType w:val="multilevel"/>
@@ -513,17 +510,17 @@
       </w:rPr>
     </w:lvl>
   </w:abstractNum>
-  <w:num w:numId="1">
+  <w:num w:numId="1" w16cid:durableId="1434326620">
     <w:abstractNumId w:val="0"/>
   </w:num>
-  <w:num w:numId="2">
+  <w:num w:numId="2" w16cid:durableId="730348115">
     <w:abstractNumId w:val="1"/>
   </w:num>
 </w:numbering>
 </file>
 
 <file path=word/styles.xml><?xml version="1.0" encoding="utf-8"?>
-<w:styles xmlns:mc="http://schemas.openxmlformats.org/markup-compatibility/2006" xmlns:r="http://schemas.openxmlformats.org/officeDocument/2006/relationships" xmlns:w="http://schemas.openxmlformats.org/wordprocessingml/2006/main" xmlns:w14="http://schemas.microsoft.com/office/word/2010/wordml" xmlns:w15="http://schemas.microsoft.com/office/word/2012/wordml" xmlns:w16cex="http://schemas.microsoft.com/office/word/2018/wordml/cex" xmlns:w16cid="http://schemas.microsoft.com/office/word/2016/wordml/cid" xmlns:w16="http://schemas.microsoft.com/office/word/2018/wordml" xmlns:w16sdtdh="http://schemas.microsoft.com/office/word/2020/wordml/sdtdatahash" xmlns:w16se="http://schemas.microsoft.com/office/word/2015/wordml/symex" mc:Ignorable="w14 w15 w16se w16cid w16 w16cex w16sdtdh">
+<w:styles xmlns:mc="http://schemas.openxmlformats.org/markup-compatibility/2006" xmlns:r="http://schemas.openxmlformats.org/officeDocument/2006/relationships" xmlns:w="http://schemas.openxmlformats.org/wordprocessingml/2006/main" xmlns:w14="http://schemas.microsoft.com/office/word/2010/wordml" xmlns:w15="http://schemas.microsoft.com/office/word/2012/wordml" xmlns:w16cex="http://schemas.microsoft.com/office/word/2018/wordml/cex" xmlns:w16cid="http://schemas.microsoft.com/office/word/2016/wordml/cid" xmlns:w16="http://schemas.microsoft.com/office/word/2018/wordml" xmlns:w16du="http://schemas.microsoft.com/office/word/2023/wordml/word16du" xmlns:w16sdtdh="http://schemas.microsoft.com/office/word/2020/wordml/sdtdatahash" xmlns:w16sdtfl="http://schemas.microsoft.com/office/word/2024/wordml/sdtformatlock" xmlns:w16se="http://schemas.microsoft.com/office/word/2015/wordml/symex" mc:Ignorable="w14 w15 w16se w16cid w16 w16cex w16sdtdh w16sdtfl w16du">
   <w:docDefaults>
     <w:rPrDefault>
       <w:rPr>
@@ -924,7 +921,6 @@
   <w:style w:type="character" w:default="1" w:styleId="Fuentedeprrafopredeter">
     <w:name w:val="Default Paragraph Font"/>
     <w:uiPriority w:val="1"/>
-    <w:semiHidden/>
     <w:unhideWhenUsed/>
   </w:style>
   <w:style w:type="table" w:default="1" w:styleId="Tablanormal">
@@ -974,6 +970,29 @@
     <w:rPr>
       <w:b/>
       <w:bCs/>
+    </w:rPr>
+  </w:style>
+  <w:style w:type="character" w:styleId="Hipervnculo">
+    <w:name w:val="Hyperlink"/>
+    <w:basedOn w:val="Fuentedeprrafopredeter"/>
+    <w:uiPriority w:val="99"/>
+    <w:unhideWhenUsed/>
+    <w:rsid w:val="0088484D"/>
+    <w:rPr>
+      <w:color w:val="0563C1" w:themeColor="hyperlink"/>
+      <w:u w:val="single"/>
+    </w:rPr>
+  </w:style>
+  <w:style w:type="character" w:styleId="Mencinsinresolver">
+    <w:name w:val="Unresolved Mention"/>
+    <w:basedOn w:val="Fuentedeprrafopredeter"/>
+    <w:uiPriority w:val="99"/>
+    <w:semiHidden/>
+    <w:unhideWhenUsed/>
+    <w:rsid w:val="0088484D"/>
+    <w:rPr>
+      <w:color w:val="605E5C"/>
+      <w:shd w:val="clear" w:color="auto" w:fill="E1DFDD"/>
     </w:rPr>
   </w:style>
 </w:styles>
